--- a/docs/irb/submission/Voice_Recording_Script_DRAFT.docx
+++ b/docs/irb/submission/Voice_Recording_Script_DRAFT.docx
@@ -136,7 +136,7 @@
           <w:rFonts w:ascii="Arial" w:hAnsi="Arial"/>
           <w:b/>
         </w:rPr>
-        <w:t>Gaze-Contingent AI Assistance and Self-Similar Voice in Mixed Reality Visual Search</w:t>
+        <w:t>Follow My Voice: Gaze-Contingent XR Search with a Self-Similar Agent</w:t>
       </w:r>
     </w:p>
     <w:p>
@@ -303,7 +303,7 @@
           <w:rFonts w:ascii="Arial" w:hAnsi="Arial"/>
           <w:b w:val="0"/>
         </w:rPr>
-        <w:t>Today I am taking part in a visual search activity. I will look across several shelves and compare objects by color and shape. Some objects may look similar, so I will take my time and check each area carefully.</w:t>
+        <w:t>Today I am taking part in a visual search activity. While seated, I will turn to look at several areas arranged around me and compare objects by color and shape. Some objects may look similar, so I will take my time and check each area carefully.</w:t>
       </w:r>
     </w:p>
     <w:p>
@@ -321,7 +321,7 @@
           <w:rFonts w:ascii="Arial" w:hAnsi="Arial"/>
           <w:b w:val="0"/>
         </w:rPr>
-        <w:t>Clear speech can change with pace, emphasis, and punctuation. I can say, “Look near the upper shelf,” or ask, “Is the blue shape beside the red one?” I can count: one, two, three, four, five, six, seven, eight, nine, ten.</w:t>
+        <w:t>Clear speech can change with pace, emphasis, and punctuation. I can say, “Look this way,” “colder,” “warmer,” or “very close.” I can ask, “Is the blue shape beside the red one?” I can count: one, two, three, four, five, six, seven, eight, nine, ten.</w:t>
       </w:r>
     </w:p>
     <w:p>

--- a/docs/irb/submission/Voice_Recording_Script_DRAFT.docx
+++ b/docs/irb/submission/Voice_Recording_Script_DRAFT.docx
@@ -91,7 +91,7 @@
         </w:rPr>
         <w:t>DRAFT — NOT FOR SUBMISSION OR PARTICIPANT USE</w:t>
         <w:br/>
-        <w:t>Resolve all OPEN DECISION items and obtain UCF approval before use.</w:t>
+        <w:t>Complete all ADMINISTRATIVE INPUT and INSTITUTIONAL CONFIRMATION items, verify implementation, and obtain UCF approval before use.</w:t>
       </w:r>
     </w:p>
     <w:p>
@@ -113,14 +113,14 @@
           <w:rFonts w:ascii="Arial" w:hAnsi="Arial"/>
           <w:b/>
         </w:rPr>
-        <w:t>Protocol proposal:</w:t>
+        <w:t>Current protocol decision:</w:t>
       </w:r>
       <w:r>
         <w:rPr>
           <w:rFonts w:ascii="Arial" w:hAnsi="Arial"/>
           <w:b w:val="0"/>
         </w:rPr>
-        <w:t xml:space="preserve"> This script and upload workflow are proposed. Use only after UCF approves the provider, data path, exact script, and deletion procedure.</w:t>
+        <w:t xml:space="preserve"> Use this script only after UCF approves the offline local-processing path, exact script, workstation, and deletion procedure.</w:t>
       </w:r>
     </w:p>
     <w:p>
@@ -200,7 +200,7 @@
           <w:rFonts w:ascii="Arial" w:hAnsi="Arial"/>
           <w:b w:val="0"/>
         </w:rPr>
-        <w:t>• Confirm that the approved provider account has model-improvement sharing disabled and that the private/no-sharing setting is active.</w:t>
+        <w:t>• Confirm that the approved OpenVoice V2 release/commit and model weights are installed on the UCF-managed encrypted workstation and that network access is disabled during participant processing.</w:t>
       </w:r>
     </w:p>
     <w:p>
@@ -213,7 +213,7 @@
           <w:rFonts w:ascii="Arial" w:hAnsi="Arial"/>
           <w:b w:val="0"/>
         </w:rPr>
-        <w:t>• Confirm that temporary folders do not synchronize to consumer/cloud backup and that the provider credential is not present on the headset.</w:t>
+        <w:t>• Confirm that temporary folders do not synchronize to consumer/cloud backup and that no cloud voice provider credential or API path is present on the workstation workflow or headset.</w:t>
       </w:r>
     </w:p>
     <w:p>
@@ -252,7 +252,7 @@
           <w:rFonts w:ascii="Arial" w:hAnsi="Arial"/>
           <w:b w:val="0"/>
         </w:rPr>
-        <w:t>• Target approximately 1–2 minutes of clear single-speaker audio, consistent with the proposed IVC path. Upload over encrypted TLS, generate only the approved fixed prompt manifest on the staff workstation, and copy prepared clips—not credentials—to the headset.</w:t>
+        <w:t>• Target approximately 1–2 minutes of clear single-speaker audio. Generate only the approved fixed prompt manifest locally on the staff workstation and copy prepared clips to the headset. Do not upload participant audio, embeddings, prompts, or generated clips to an external service.</w:t>
       </w:r>
     </w:p>
     <w:p>
@@ -273,7 +273,7 @@
           <w:rFonts w:ascii="Arial" w:hAnsi="Arial"/>
           <w:b w:val="0"/>
         </w:rPr>
-        <w:t>“I will ask you to read a short neutral passage in your normal speaking voice. Please do not say your name or add personal details. The approved speech service will use this sample to make a private synthetic voice for this study. The synthetic voice can say the study’s fixed phrases even though you did not record those exact phrases. You may stop before or during recording. If you stop, the recording will be deleted and you will not continue in the main experiment, with no penalty.”</w:t>
+        <w:t>“I will ask you to read a short neutral passage in your normal speaking voice. Please do not say your name or add personal details. Offline software on a UCF-managed research computer will use this sample to make a private synthetic voice for this study. The synthetic voice can say the study’s fixed phrases even though you did not record those exact phrases. Your voice will not be sent to an outside voice service. You may stop before or during recording. If you stop, the recording will be deleted and you will not continue in the main experiment, with no penalty. You will still receive the $15 gift card.”</w:t>
       </w:r>
     </w:p>
     <w:p>
@@ -351,7 +351,7 @@
           <w:rFonts w:ascii="Arial" w:hAnsi="Arial"/>
           <w:b/>
         </w:rPr>
-        <w:t>Quality and Upload Record</w:t>
+        <w:t>Quality and Local Processing Record</w:t>
       </w:r>
     </w:p>
     <w:p>
@@ -423,7 +423,7 @@
           <w:rFonts w:ascii="Arial" w:hAnsi="Arial"/>
           <w:b w:val="0"/>
         </w:rPr>
-        <w:t>Provider/product/model/version/settings: ____________________  Account setting evidence ID: ____________________</w:t>
+        <w:t>OpenVoice release/commit, model weights, base TTS, and settings: ____________________</w:t>
       </w:r>
     </w:p>
     <w:p>
@@ -432,7 +432,7 @@
           <w:rFonts w:ascii="Arial" w:hAnsi="Arial"/>
           <w:b w:val="0"/>
         </w:rPr>
-        <w:t>Private voice alias: ____________________  Upload result: ____________________</w:t>
+        <w:t>Local speaker-embedding alias: ____________________  Offline/network check: ☐ Pass ☐ Fail</w:t>
       </w:r>
     </w:p>
     <w:p>
@@ -450,7 +450,7 @@
           <w:rFonts w:ascii="Arial" w:hAnsi="Arial"/>
           <w:b w:val="0"/>
         </w:rPr>
-        <w:t>Headset provider credential/API call absent: ☐ Yes ☐ No</w:t>
+        <w:t>External voice upload/API call absent: ☐ Yes ☐ No</w:t>
       </w:r>
     </w:p>
     <w:p>
@@ -459,31 +459,7 @@
           <w:rFonts w:ascii="Arial" w:hAnsi="Arial"/>
           <w:b w:val="0"/>
         </w:rPr>
-        <w:t xml:space="preserve">If quality fails, do not retain failed takes beyond the approved immediate cleanup step. </w:t>
-      </w:r>
-      <w:r>
-        <w:rPr>
-          <w:rFonts w:ascii="Arial" w:hAnsi="Arial"/>
-          <w:b/>
-          <w:color w:val="9C0006"/>
-          <w:highlight w:val="yellow"/>
-        </w:rPr>
-        <w:t>[OPEN DECISION: maximum retry count and failure/fallback rule.]</w:t>
-      </w:r>
-    </w:p>
-    <w:p>
-      <w:pPr>
-        <w:spacing w:before="240"/>
-        <w:jc w:val="center"/>
-      </w:pPr>
-      <w:r>
-        <w:rPr>
-          <w:rFonts w:ascii="Arial" w:hAnsi="Arial"/>
-          <w:i/>
-          <w:color w:val="646464"/>
-          <w:sz w:val="16"/>
-        </w:rPr>
-        <w:t>Draft generated from HRP-503 - TEMPLATE - Protocol.docx structure and styles. Content source: voice-script.md.</w:t>
+        <w:t>Allow at most two recording takes and one regeneration of the fixed prompt library. Delete failed takes immediately. If a complete intelligible self-similar library still cannot be produced, stop before randomized blocks, provide the full $15 gift card, delete all voice artifacts, and record the technical-stop reason. Do not use a cloud service or generic-only fallback without an approved modification.</w:t>
       </w:r>
     </w:p>
     <w:sectPr>

--- a/docs/irb/submission/Voice_Recording_Script_DRAFT.docx
+++ b/docs/irb/submission/Voice_Recording_Script_DRAFT.docx
@@ -68,30 +68,6 @@
             </a:graphic>
           </wp:inline>
         </w:drawing>
-      </w:r>
-    </w:p>
-    <w:p>
-      <w:pPr>
-        <w:spacing w:after="100"/>
-        <w:jc w:val="center"/>
-        <w:shd w:fill="FCE4D6"/>
-        <w:pBdr>
-          <w:top w:val="single" w:sz="4" w:color="F4B084"/>
-          <w:left w:val="single" w:sz="4" w:color="F4B084"/>
-          <w:bottom w:val="single" w:sz="4" w:color="F4B084"/>
-          <w:right w:val="single" w:sz="4" w:color="F4B084"/>
-        </w:pBdr>
-      </w:pPr>
-      <w:r>
-        <w:rPr>
-          <w:rFonts w:ascii="Arial" w:hAnsi="Arial"/>
-          <w:b/>
-          <w:color w:val="9C0006"/>
-          <w:sz w:val="18"/>
-        </w:rPr>
-        <w:t>DRAFT — NOT FOR SUBMISSION OR PARTICIPANT USE</w:t>
-        <w:br/>
-        <w:t>Complete all ADMINISTRATIVE INPUT and INSTITUTIONAL CONFIRMATION items, verify implementation, and obtain UCF approval before use.</w:t>
       </w:r>
     </w:p>
     <w:p>
